--- a/SQL by SPS.docx
+++ b/SQL by SPS.docx
@@ -48,18 +48,18 @@
     <w:tbl>
       <w:tblPr>
         <w:tblStyle w:val="GridTable3-Accent1"/>
-        <w:tblW w:w="6232" w:type="dxa"/>
+        <w:tblW w:w="6805" w:type="dxa"/>
         <w:tblLook w:val="04A0" w:firstRow="1" w:lastRow="0" w:firstColumn="1" w:lastColumn="0" w:noHBand="0" w:noVBand="1"/>
       </w:tblPr>
       <w:tblGrid>
-        <w:gridCol w:w="1569"/>
-        <w:gridCol w:w="2589"/>
-        <w:gridCol w:w="2074"/>
+        <w:gridCol w:w="1714"/>
+        <w:gridCol w:w="2827"/>
+        <w:gridCol w:w="2264"/>
       </w:tblGrid>
       <w:tr>
         <w:trPr>
           <w:cnfStyle w:val="100000000000" w:firstRow="1" w:lastRow="0" w:firstColumn="0" w:lastColumn="0" w:oddVBand="0" w:evenVBand="0" w:oddHBand="0" w:evenHBand="0" w:firstRowFirstColumn="0" w:firstRowLastColumn="0" w:lastRowFirstColumn="0" w:lastRowLastColumn="0"/>
-          <w:trHeight w:val="466"/>
+          <w:trHeight w:val="408"/>
         </w:trPr>
         <w:tc>
           <w:tcPr>
@@ -119,7 +119,7 @@
       <w:tr>
         <w:trPr>
           <w:cnfStyle w:val="000000100000" w:firstRow="0" w:lastRow="0" w:firstColumn="0" w:lastColumn="0" w:oddVBand="0" w:evenVBand="0" w:oddHBand="1" w:evenHBand="0" w:firstRowFirstColumn="0" w:firstRowLastColumn="0" w:lastRowFirstColumn="0" w:lastRowLastColumn="0"/>
-          <w:trHeight w:val="455"/>
+          <w:trHeight w:val="398"/>
         </w:trPr>
         <w:tc>
           <w:tcPr>
@@ -174,7 +174,7 @@
       </w:tr>
       <w:tr>
         <w:trPr>
-          <w:trHeight w:val="455"/>
+          <w:trHeight w:val="398"/>
         </w:trPr>
         <w:tc>
           <w:tcPr>
@@ -225,7 +225,7 @@
       <w:tr>
         <w:trPr>
           <w:cnfStyle w:val="000000100000" w:firstRow="0" w:lastRow="0" w:firstColumn="0" w:lastColumn="0" w:oddVBand="0" w:evenVBand="0" w:oddHBand="1" w:evenHBand="0" w:firstRowFirstColumn="0" w:firstRowLastColumn="0" w:lastRowFirstColumn="0" w:lastRowLastColumn="0"/>
-          <w:trHeight w:val="466"/>
+          <w:trHeight w:val="408"/>
         </w:trPr>
         <w:tc>
           <w:tcPr>
@@ -275,7 +275,7 @@
       </w:tr>
       <w:tr>
         <w:trPr>
-          <w:trHeight w:val="455"/>
+          <w:trHeight w:val="398"/>
         </w:trPr>
         <w:tc>
           <w:tcPr>
@@ -326,7 +326,7 @@
       <w:tr>
         <w:trPr>
           <w:cnfStyle w:val="000000100000" w:firstRow="0" w:lastRow="0" w:firstColumn="0" w:lastColumn="0" w:oddVBand="0" w:evenVBand="0" w:oddHBand="1" w:evenHBand="0" w:firstRowFirstColumn="0" w:firstRowLastColumn="0" w:lastRowFirstColumn="0" w:lastRowLastColumn="0"/>
-          <w:trHeight w:val="466"/>
+          <w:trHeight w:val="408"/>
         </w:trPr>
         <w:tc>
           <w:tcPr>
@@ -408,17 +408,17 @@
     <w:tbl>
       <w:tblPr>
         <w:tblStyle w:val="GridTable3-Accent2"/>
-        <w:tblW w:w="6803" w:type="dxa"/>
+        <w:tblW w:w="6865" w:type="dxa"/>
         <w:tblLook w:val="04A0" w:firstRow="1" w:lastRow="0" w:firstColumn="1" w:lastColumn="0" w:noHBand="0" w:noVBand="1"/>
       </w:tblPr>
       <w:tblGrid>
-        <w:gridCol w:w="3176"/>
-        <w:gridCol w:w="3627"/>
+        <w:gridCol w:w="3205"/>
+        <w:gridCol w:w="3660"/>
       </w:tblGrid>
       <w:tr>
         <w:trPr>
           <w:cnfStyle w:val="100000000000" w:firstRow="1" w:lastRow="0" w:firstColumn="0" w:lastColumn="0" w:oddVBand="0" w:evenVBand="0" w:oddHBand="0" w:evenHBand="0" w:firstRowFirstColumn="0" w:firstRowLastColumn="0" w:lastRowFirstColumn="0" w:lastRowLastColumn="0"/>
-          <w:trHeight w:val="449"/>
+          <w:trHeight w:val="394"/>
         </w:trPr>
         <w:tc>
           <w:tcPr>
@@ -460,7 +460,7 @@
       <w:tr>
         <w:trPr>
           <w:cnfStyle w:val="000000100000" w:firstRow="0" w:lastRow="0" w:firstColumn="0" w:lastColumn="0" w:oddVBand="0" w:evenVBand="0" w:oddHBand="1" w:evenHBand="0" w:firstRowFirstColumn="0" w:firstRowLastColumn="0" w:lastRowFirstColumn="0" w:lastRowLastColumn="0"/>
-          <w:trHeight w:val="438"/>
+          <w:trHeight w:val="384"/>
         </w:trPr>
         <w:tc>
           <w:tcPr>
@@ -496,7 +496,7 @@
       </w:tr>
       <w:tr>
         <w:trPr>
-          <w:trHeight w:val="438"/>
+          <w:trHeight w:val="384"/>
         </w:trPr>
         <w:tc>
           <w:tcPr>
@@ -536,7 +536,7 @@
       <w:tr>
         <w:trPr>
           <w:cnfStyle w:val="000000100000" w:firstRow="0" w:lastRow="0" w:firstColumn="0" w:lastColumn="0" w:oddVBand="0" w:evenVBand="0" w:oddHBand="1" w:evenHBand="0" w:firstRowFirstColumn="0" w:firstRowLastColumn="0" w:lastRowFirstColumn="0" w:lastRowLastColumn="0"/>
-          <w:trHeight w:val="449"/>
+          <w:trHeight w:val="394"/>
         </w:trPr>
         <w:tc>
           <w:tcPr>
@@ -572,7 +572,7 @@
       </w:tr>
       <w:tr>
         <w:trPr>
-          <w:trHeight w:val="438"/>
+          <w:trHeight w:val="384"/>
         </w:trPr>
         <w:tc>
           <w:tcPr>
@@ -612,7 +612,7 @@
       <w:tr>
         <w:trPr>
           <w:cnfStyle w:val="000000100000" w:firstRow="0" w:lastRow="0" w:firstColumn="0" w:lastColumn="0" w:oddVBand="0" w:evenVBand="0" w:oddHBand="1" w:evenHBand="0" w:firstRowFirstColumn="0" w:firstRowLastColumn="0" w:lastRowFirstColumn="0" w:lastRowLastColumn="0"/>
-          <w:trHeight w:val="438"/>
+          <w:trHeight w:val="384"/>
         </w:trPr>
         <w:tc>
           <w:tcPr>
@@ -648,7 +648,7 @@
       </w:tr>
       <w:tr>
         <w:trPr>
-          <w:trHeight w:val="449"/>
+          <w:trHeight w:val="394"/>
         </w:trPr>
         <w:tc>
           <w:tcPr>
@@ -685,7 +685,7 @@
       <w:tr>
         <w:trPr>
           <w:cnfStyle w:val="000000100000" w:firstRow="0" w:lastRow="0" w:firstColumn="0" w:lastColumn="0" w:oddVBand="0" w:evenVBand="0" w:oddHBand="1" w:evenHBand="0" w:firstRowFirstColumn="0" w:firstRowLastColumn="0" w:lastRowFirstColumn="0" w:lastRowLastColumn="0"/>
-          <w:trHeight w:val="438"/>
+          <w:trHeight w:val="384"/>
         </w:trPr>
         <w:tc>
           <w:tcPr>
@@ -721,7 +721,7 @@
       </w:tr>
       <w:tr>
         <w:trPr>
-          <w:trHeight w:val="438"/>
+          <w:trHeight w:val="384"/>
         </w:trPr>
         <w:tc>
           <w:tcPr>
@@ -758,7 +758,7 @@
       <w:tr>
         <w:trPr>
           <w:cnfStyle w:val="000000100000" w:firstRow="0" w:lastRow="0" w:firstColumn="0" w:lastColumn="0" w:oddVBand="0" w:evenVBand="0" w:oddHBand="1" w:evenHBand="0" w:firstRowFirstColumn="0" w:firstRowLastColumn="0" w:lastRowFirstColumn="0" w:lastRowLastColumn="0"/>
-          <w:trHeight w:val="449"/>
+          <w:trHeight w:val="394"/>
         </w:trPr>
         <w:tc>
           <w:tcPr>
@@ -794,7 +794,7 @@
       </w:tr>
       <w:tr>
         <w:trPr>
-          <w:trHeight w:val="438"/>
+          <w:trHeight w:val="384"/>
         </w:trPr>
         <w:tc>
           <w:tcPr>
@@ -831,7 +831,7 @@
       <w:tr>
         <w:trPr>
           <w:cnfStyle w:val="000000100000" w:firstRow="0" w:lastRow="0" w:firstColumn="0" w:lastColumn="0" w:oddVBand="0" w:evenVBand="0" w:oddHBand="1" w:evenHBand="0" w:firstRowFirstColumn="0" w:firstRowLastColumn="0" w:lastRowFirstColumn="0" w:lastRowLastColumn="0"/>
-          <w:trHeight w:val="438"/>
+          <w:trHeight w:val="384"/>
         </w:trPr>
         <w:tc>
           <w:tcPr>
@@ -867,7 +867,7 @@
       </w:tr>
       <w:tr>
         <w:trPr>
-          <w:trHeight w:val="438"/>
+          <w:trHeight w:val="384"/>
         </w:trPr>
         <w:tc>
           <w:tcPr>
@@ -904,7 +904,7 @@
       <w:tr>
         <w:trPr>
           <w:cnfStyle w:val="000000100000" w:firstRow="0" w:lastRow="0" w:firstColumn="0" w:lastColumn="0" w:oddVBand="0" w:evenVBand="0" w:oddHBand="1" w:evenHBand="0" w:firstRowFirstColumn="0" w:firstRowLastColumn="0" w:lastRowFirstColumn="0" w:lastRowLastColumn="0"/>
-          <w:trHeight w:val="438"/>
+          <w:trHeight w:val="384"/>
         </w:trPr>
         <w:tc>
           <w:tcPr>
@@ -940,7 +940,7 @@
       </w:tr>
       <w:tr>
         <w:trPr>
-          <w:trHeight w:val="449"/>
+          <w:trHeight w:val="394"/>
         </w:trPr>
         <w:tc>
           <w:tcPr>
@@ -977,7 +977,7 @@
       <w:tr>
         <w:trPr>
           <w:cnfStyle w:val="000000100000" w:firstRow="0" w:lastRow="0" w:firstColumn="0" w:lastColumn="0" w:oddVBand="0" w:evenVBand="0" w:oddHBand="1" w:evenHBand="0" w:firstRowFirstColumn="0" w:firstRowLastColumn="0" w:lastRowFirstColumn="0" w:lastRowLastColumn="0"/>
-          <w:trHeight w:val="438"/>
+          <w:trHeight w:val="384"/>
         </w:trPr>
         <w:tc>
           <w:tcPr>
@@ -1013,7 +1013,7 @@
       </w:tr>
       <w:tr>
         <w:trPr>
-          <w:trHeight w:val="438"/>
+          <w:trHeight w:val="384"/>
         </w:trPr>
         <w:tc>
           <w:tcPr>
@@ -1024,7 +1024,6 @@
           <w:p>
             <w:proofErr w:type="gramStart"/>
             <w:r>
-              <w:lastRenderedPageBreak/>
               <w:t>INSTR(</w:t>
             </w:r>
             <w:proofErr w:type="gramEnd"/>
@@ -1051,7 +1050,7 @@
       <w:tr>
         <w:trPr>
           <w:cnfStyle w:val="000000100000" w:firstRow="0" w:lastRow="0" w:firstColumn="0" w:lastColumn="0" w:oddVBand="0" w:evenVBand="0" w:oddHBand="1" w:evenHBand="0" w:firstRowFirstColumn="0" w:firstRowLastColumn="0" w:lastRowFirstColumn="0" w:lastRowLastColumn="0"/>
-          <w:trHeight w:val="449"/>
+          <w:trHeight w:val="394"/>
         </w:trPr>
         <w:tc>
           <w:tcPr>
@@ -1087,7 +1086,7 @@
       </w:tr>
       <w:tr>
         <w:trPr>
-          <w:trHeight w:val="438"/>
+          <w:trHeight w:val="384"/>
         </w:trPr>
         <w:tc>
           <w:tcPr>
@@ -1124,6 +1123,7 @@
     </w:tbl>
     <w:p>
       <w:r>
+        <w:lastRenderedPageBreak/>
         <w:t>Example:</w:t>
       </w:r>
     </w:p>
@@ -2099,8 +2099,6 @@
       </w:r>
     </w:p>
     <w:p/>
-    <w:p/>
-    <w:p/>
     <w:p>
       <w:pPr>
         <w:rPr>
@@ -2113,7 +2111,6 @@
           <w:b/>
           <w:bCs/>
         </w:rPr>
-        <w:lastRenderedPageBreak/>
         <w:t>5. Conversion Functions</w:t>
       </w:r>
     </w:p>
@@ -2273,6 +2270,7 @@
           <w:b/>
           <w:bCs/>
         </w:rPr>
+        <w:lastRenderedPageBreak/>
         <w:t>6. NULL Functions</w:t>
       </w:r>
     </w:p>
@@ -3060,6 +3058,11 @@
         <w:t>FROM Faculty;</w:t>
       </w:r>
     </w:p>
+    <w:p/>
+    <w:p/>
+    <w:p/>
+    <w:p/>
+    <w:p/>
     <w:p>
       <w:r>
         <w:rPr>
